--- a/documentation/CHAPTER_6_ER_DFD_Diagrams_RakshaSafe.docx
+++ b/documentation/CHAPTER_6_ER_DFD_Diagrams_RakshaSafe.docx
@@ -967,7 +967,7 @@
       <w:r>
         <w:drawing>
           <wp:inline xmlns:a="http://schemas.openxmlformats.org/drawingml/2006/main" xmlns:pic="http://schemas.openxmlformats.org/drawingml/2006/picture">
-            <wp:extent cx="5688000" cy="2076845"/>
+            <wp:extent cx="5037206" cy="6660000"/>
             <wp:docPr id="1" name="Picture 1"/>
             <wp:cNvGraphicFramePr>
               <a:graphicFrameLocks noChangeAspect="1"/>
@@ -988,7 +988,7 @@
                   <pic:spPr>
                     <a:xfrm>
                       <a:off x="0" y="0"/>
-                      <a:ext cx="5688000" cy="2076845"/>
+                      <a:ext cx="5037206" cy="6660000"/>
                     </a:xfrm>
                     <a:prstGeom prst="rect"/>
                   </pic:spPr>
@@ -1070,7 +1070,7 @@
       <w:r>
         <w:drawing>
           <wp:inline xmlns:a="http://schemas.openxmlformats.org/drawingml/2006/main" xmlns:pic="http://schemas.openxmlformats.org/drawingml/2006/picture">
-            <wp:extent cx="5688000" cy="3535200"/>
+            <wp:extent cx="5688000" cy="2350186"/>
             <wp:docPr id="2" name="Picture 2"/>
             <wp:cNvGraphicFramePr>
               <a:graphicFrameLocks noChangeAspect="1"/>
@@ -1091,7 +1091,7 @@
                   <pic:spPr>
                     <a:xfrm>
                       <a:off x="0" y="0"/>
-                      <a:ext cx="5688000" cy="3535200"/>
+                      <a:ext cx="5688000" cy="2350186"/>
                     </a:xfrm>
                     <a:prstGeom prst="rect"/>
                   </pic:spPr>
@@ -1173,7 +1173,7 @@
       <w:r>
         <w:drawing>
           <wp:inline xmlns:a="http://schemas.openxmlformats.org/drawingml/2006/main" xmlns:pic="http://schemas.openxmlformats.org/drawingml/2006/picture">
-            <wp:extent cx="5688000" cy="4471200"/>
+            <wp:extent cx="5168571" cy="6660000"/>
             <wp:docPr id="3" name="Picture 3"/>
             <wp:cNvGraphicFramePr>
               <a:graphicFrameLocks noChangeAspect="1"/>
@@ -1194,7 +1194,7 @@
                   <pic:spPr>
                     <a:xfrm>
                       <a:off x="0" y="0"/>
-                      <a:ext cx="5688000" cy="4471200"/>
+                      <a:ext cx="5168571" cy="6660000"/>
                     </a:xfrm>
                     <a:prstGeom prst="rect"/>
                   </pic:spPr>
@@ -1276,7 +1276,7 @@
       <w:r>
         <w:drawing>
           <wp:inline xmlns:a="http://schemas.openxmlformats.org/drawingml/2006/main" xmlns:pic="http://schemas.openxmlformats.org/drawingml/2006/picture">
-            <wp:extent cx="5688000" cy="4356000"/>
+            <wp:extent cx="5688000" cy="2076902"/>
             <wp:docPr id="4" name="Picture 4"/>
             <wp:cNvGraphicFramePr>
               <a:graphicFrameLocks noChangeAspect="1"/>
@@ -1297,7 +1297,7 @@
                   <pic:spPr>
                     <a:xfrm>
                       <a:off x="0" y="0"/>
-                      <a:ext cx="5688000" cy="4356000"/>
+                      <a:ext cx="5688000" cy="2076902"/>
                     </a:xfrm>
                     <a:prstGeom prst="rect"/>
                   </pic:spPr>
@@ -1379,7 +1379,7 @@
       <w:r>
         <w:drawing>
           <wp:inline xmlns:a="http://schemas.openxmlformats.org/drawingml/2006/main" xmlns:pic="http://schemas.openxmlformats.org/drawingml/2006/picture">
-            <wp:extent cx="5688000" cy="4233600"/>
+            <wp:extent cx="4300994" cy="6660000"/>
             <wp:docPr id="5" name="Picture 5"/>
             <wp:cNvGraphicFramePr>
               <a:graphicFrameLocks noChangeAspect="1"/>
@@ -1400,7 +1400,7 @@
                   <pic:spPr>
                     <a:xfrm>
                       <a:off x="0" y="0"/>
-                      <a:ext cx="5688000" cy="4233600"/>
+                      <a:ext cx="4300994" cy="6660000"/>
                     </a:xfrm>
                     <a:prstGeom prst="rect"/>
                   </pic:spPr>
@@ -1482,7 +1482,7 @@
       <w:r>
         <w:drawing>
           <wp:inline xmlns:a="http://schemas.openxmlformats.org/drawingml/2006/main" xmlns:pic="http://schemas.openxmlformats.org/drawingml/2006/picture">
-            <wp:extent cx="5688000" cy="4003200"/>
+            <wp:extent cx="5688000" cy="3756867"/>
             <wp:docPr id="6" name="Picture 6"/>
             <wp:cNvGraphicFramePr>
               <a:graphicFrameLocks noChangeAspect="1"/>
@@ -1503,7 +1503,7 @@
                   <pic:spPr>
                     <a:xfrm>
                       <a:off x="0" y="0"/>
-                      <a:ext cx="5688000" cy="4003200"/>
+                      <a:ext cx="5688000" cy="3756867"/>
                     </a:xfrm>
                     <a:prstGeom prst="rect"/>
                   </pic:spPr>
